--- a/templates/device-inspection-confirmation-template.docx
+++ b/templates/device-inspection-confirmation-template.docx
@@ -1160,7 +1160,6 @@
                 <w:kern w:val="0"/>
                 <w:sz w:val="20"/>
               </w:rPr>
-              <w:t>Q/KXY ICO007—2026《Token工厂能力要求》</w:t>
             </w:r>
           </w:p>
         </w:tc>
@@ -1254,7 +1253,6 @@
                 <w:kern w:val="0"/>
                 <w:sz w:val="20"/>
               </w:rPr>
-              <w:t>Token工厂</w:t>
             </w:r>
           </w:p>
         </w:tc>

--- a/templates/device-inspection-confirmation-template.docx
+++ b/templates/device-inspection-confirmation-template.docx
@@ -1767,6 +1767,40 @@
                 <w:kern w:val="0"/>
                 <w:sz w:val="20"/>
               </w:rPr>
+            </w:r>
+            <w:r>
+              <w:drawing>
+                <wp:inline xmlns:a="http://schemas.openxmlformats.org/drawingml/2006/main" xmlns:pic="http://schemas.openxmlformats.org/drawingml/2006/picture">
+                  <wp:extent cx="1325880" cy="441960"/>
+                  <wp:docPr id="2084789699" name="Picture 2084789699"/>
+                  <wp:cNvGraphicFramePr>
+                    <a:graphicFrameLocks noChangeAspect="1"/>
+                  </wp:cNvGraphicFramePr>
+                  <a:graphic>
+                    <a:graphicData uri="http://schemas.openxmlformats.org/drawingml/2006/picture">
+                      <pic:pic>
+                        <pic:nvPicPr>
+                          <pic:cNvPr id="0" name="image.png"/>
+                          <pic:cNvPicPr/>
+                        </pic:nvPicPr>
+                        <pic:blipFill>
+                          <a:blip r:embed="rId12"/>
+                          <a:stretch>
+                            <a:fillRect/>
+                          </a:stretch>
+                        </pic:blipFill>
+                        <pic:spPr>
+                          <a:xfrm>
+                            <a:off x="0" y="0"/>
+                            <a:ext cx="1325880" cy="441960"/>
+                          </a:xfrm>
+                          <a:prstGeom prst="rect"/>
+                        </pic:spPr>
+                      </pic:pic>
+                    </a:graphicData>
+                  </a:graphic>
+                </wp:inline>
+              </w:drawing>
             </w:r>
           </w:p>
         </w:tc>
